--- a/docs/lista_louvores/Textos_Louvores/HORA BENDITA (148 CC).docx
+++ b/docs/lista_louvores/Textos_Louvores/HORA BENDITA (148 CC).docx
@@ -4,12 +4,11 @@
   <w:body>
     <w:p>
       <w:pPr>
-        <w:pStyle w:val="SemEspaamento"/>
+        <w:pStyle w:val="Ttulo1"/>
       </w:pPr>
       <w:r>
         <w:rPr>
           <w:rStyle w:val="normaltextrun"/>
-          <w:color w:val="000000" w:themeColor="text1"/>
         </w:rPr>
         <w:t>HORA BENDITA (148 CC)</w:t>
       </w:r>
@@ -20,8 +19,9 @@
     <w:p>
       <w:pPr>
         <w:pStyle w:val="SemEspaamento"/>
-        <w:spacing w:after="0"/>
-        <w:rPr>
+        <w:spacing w:before="0"/>
+        <w:rPr>
+          <w:rFonts w:ascii="Times New Roman" w:hAnsi="Times New Roman" w:cs="Times New Roman"/>
           <w:bCs/>
           <w:sz w:val="24"/>
           <w:szCs w:val="24"/>
@@ -30,6 +30,7 @@
       </w:pPr>
       <w:r>
         <w:rPr>
+          <w:rFonts w:ascii="Times New Roman" w:hAnsi="Times New Roman" w:cs="Times New Roman"/>
           <w:bCs/>
           <w:sz w:val="24"/>
           <w:szCs w:val="24"/>
@@ -39,28 +40,22 @@
       </w:r>
       <w:r>
         <w:rPr>
+          <w:rFonts w:ascii="Times New Roman" w:hAnsi="Times New Roman" w:cs="Times New Roman"/>
           <w:bCs/>
           <w:sz w:val="24"/>
           <w:szCs w:val="24"/>
           <w:u w:val="none"/>
         </w:rPr>
         <w:br/>
-      </w:r>
-      <w:r>
-        <w:rPr>
-          <w:bCs/>
-          <w:sz w:val="24"/>
-          <w:szCs w:val="24"/>
-          <w:u w:val="none"/>
-        </w:rPr>
         <w:t>pois traz-nos paz ao coração.</w:t>
       </w:r>
     </w:p>
     <w:p>
       <w:pPr>
         <w:pStyle w:val="SemEspaamento"/>
-        <w:spacing w:after="0"/>
-        <w:rPr>
+        <w:spacing w:before="0"/>
+        <w:rPr>
+          <w:rFonts w:ascii="Times New Roman" w:hAnsi="Times New Roman" w:cs="Times New Roman"/>
           <w:bCs/>
           <w:sz w:val="24"/>
           <w:szCs w:val="24"/>
@@ -69,6 +64,7 @@
       </w:pPr>
       <w:r>
         <w:rPr>
+          <w:rFonts w:ascii="Times New Roman" w:hAnsi="Times New Roman" w:cs="Times New Roman"/>
           <w:bCs/>
           <w:sz w:val="24"/>
           <w:szCs w:val="24"/>
@@ -78,28 +74,22 @@
       </w:r>
       <w:r>
         <w:rPr>
+          <w:rFonts w:ascii="Times New Roman" w:hAnsi="Times New Roman" w:cs="Times New Roman"/>
           <w:bCs/>
           <w:sz w:val="24"/>
           <w:szCs w:val="24"/>
           <w:u w:val="none"/>
         </w:rPr>
         <w:br/>
-      </w:r>
-      <w:r>
-        <w:rPr>
-          <w:bCs/>
-          <w:sz w:val="24"/>
-          <w:szCs w:val="24"/>
-          <w:u w:val="none"/>
-        </w:rPr>
         <w:t>trazendo auxílio do Senhor.</w:t>
       </w:r>
     </w:p>
     <w:p>
       <w:pPr>
         <w:pStyle w:val="SemEspaamento"/>
-        <w:spacing w:after="0"/>
-        <w:rPr>
+        <w:spacing w:before="0"/>
+        <w:rPr>
+          <w:rFonts w:ascii="Times New Roman" w:hAnsi="Times New Roman" w:cs="Times New Roman"/>
           <w:bCs/>
           <w:sz w:val="24"/>
           <w:szCs w:val="24"/>
@@ -108,6 +98,7 @@
       </w:pPr>
       <w:r>
         <w:rPr>
+          <w:rFonts w:ascii="Times New Roman" w:hAnsi="Times New Roman" w:cs="Times New Roman"/>
           <w:bCs/>
           <w:sz w:val="24"/>
           <w:szCs w:val="24"/>
@@ -117,28 +108,22 @@
       </w:r>
       <w:r>
         <w:rPr>
+          <w:rFonts w:ascii="Times New Roman" w:hAnsi="Times New Roman" w:cs="Times New Roman"/>
           <w:bCs/>
           <w:sz w:val="24"/>
           <w:szCs w:val="24"/>
           <w:u w:val="none"/>
         </w:rPr>
         <w:br/>
-      </w:r>
-      <w:r>
-        <w:rPr>
-          <w:bCs/>
-          <w:sz w:val="24"/>
-          <w:szCs w:val="24"/>
-          <w:u w:val="none"/>
-        </w:rPr>
         <w:t>na dor maior, na tentação.</w:t>
       </w:r>
     </w:p>
     <w:p>
       <w:pPr>
         <w:pStyle w:val="SemEspaamento"/>
-        <w:spacing w:after="0"/>
-        <w:rPr>
+        <w:spacing w:before="0"/>
+        <w:rPr>
+          <w:rFonts w:ascii="Times New Roman" w:hAnsi="Times New Roman" w:cs="Times New Roman"/>
           <w:bCs/>
           <w:sz w:val="24"/>
           <w:szCs w:val="24"/>
@@ -147,6 +132,7 @@
       </w:pPr>
       <w:r>
         <w:rPr>
+          <w:rFonts w:ascii="Times New Roman" w:hAnsi="Times New Roman" w:cs="Times New Roman"/>
           <w:bCs/>
           <w:sz w:val="24"/>
           <w:szCs w:val="24"/>
@@ -156,37 +142,42 @@
       </w:r>
       <w:r>
         <w:rPr>
+          <w:rFonts w:ascii="Times New Roman" w:hAnsi="Times New Roman" w:cs="Times New Roman"/>
           <w:bCs/>
           <w:sz w:val="24"/>
           <w:szCs w:val="24"/>
           <w:u w:val="none"/>
         </w:rPr>
         <w:br/>
-      </w:r>
-      <w:r>
-        <w:rPr>
-          <w:bCs/>
-          <w:sz w:val="24"/>
-          <w:szCs w:val="24"/>
-          <w:u w:val="none"/>
-        </w:rPr>
         <w:t>a comunhão com o Senhor.</w:t>
       </w:r>
       <w:r>
         <w:rPr>
+          <w:rFonts w:ascii="Times New Roman" w:hAnsi="Times New Roman" w:cs="Times New Roman"/>
           <w:b/>
           <w:sz w:val="24"/>
           <w:szCs w:val="24"/>
           <w:u w:val="none"/>
         </w:rPr>
-        <w:t xml:space="preserve"> (2x)</w:t>
+        <w:t xml:space="preserve"> </w:t>
+      </w:r>
+      <w:r>
+        <w:rPr>
+          <w:rFonts w:ascii="Times New Roman" w:hAnsi="Times New Roman" w:cs="Times New Roman"/>
+          <w:b/>
+          <w:sz w:val="24"/>
+          <w:szCs w:val="24"/>
+          <w:u w:val="none"/>
+        </w:rPr>
+        <w:t>[2 X]</w:t>
       </w:r>
     </w:p>
     <w:p>
       <w:pPr>
         <w:pStyle w:val="SemEspaamento"/>
-        <w:spacing w:after="0"/>
-        <w:rPr>
+        <w:spacing w:before="0"/>
+        <w:rPr>
+          <w:rFonts w:ascii="Times New Roman" w:hAnsi="Times New Roman" w:cs="Times New Roman"/>
           <w:bCs/>
           <w:sz w:val="24"/>
           <w:szCs w:val="24"/>
@@ -195,6 +186,7 @@
       </w:pPr>
       <w:r>
         <w:rPr>
+          <w:rFonts w:ascii="Times New Roman" w:hAnsi="Times New Roman" w:cs="Times New Roman"/>
           <w:bCs/>
           <w:sz w:val="24"/>
           <w:szCs w:val="24"/>
@@ -204,28 +196,22 @@
       </w:r>
       <w:r>
         <w:rPr>
+          <w:rFonts w:ascii="Times New Roman" w:hAnsi="Times New Roman" w:cs="Times New Roman"/>
           <w:bCs/>
           <w:sz w:val="24"/>
           <w:szCs w:val="24"/>
           <w:u w:val="none"/>
         </w:rPr>
         <w:br/>
-      </w:r>
-      <w:r>
-        <w:rPr>
-          <w:bCs/>
-          <w:sz w:val="24"/>
-          <w:szCs w:val="24"/>
-          <w:u w:val="none"/>
-        </w:rPr>
         <w:t>produto só da devoção.</w:t>
       </w:r>
     </w:p>
     <w:p>
       <w:pPr>
         <w:pStyle w:val="SemEspaamento"/>
-        <w:spacing w:after="0"/>
-        <w:rPr>
+        <w:spacing w:before="0"/>
+        <w:rPr>
+          <w:rFonts w:ascii="Times New Roman" w:hAnsi="Times New Roman" w:cs="Times New Roman"/>
           <w:bCs/>
           <w:sz w:val="24"/>
           <w:szCs w:val="24"/>
@@ -234,6 +220,7 @@
       </w:pPr>
       <w:r>
         <w:rPr>
+          <w:rFonts w:ascii="Times New Roman" w:hAnsi="Times New Roman" w:cs="Times New Roman"/>
           <w:bCs/>
           <w:sz w:val="24"/>
           <w:szCs w:val="24"/>
@@ -243,28 +230,22 @@
       </w:r>
       <w:r>
         <w:rPr>
+          <w:rFonts w:ascii="Times New Roman" w:hAnsi="Times New Roman" w:cs="Times New Roman"/>
           <w:bCs/>
           <w:sz w:val="24"/>
           <w:szCs w:val="24"/>
           <w:u w:val="none"/>
         </w:rPr>
         <w:br/>
-      </w:r>
-      <w:r>
-        <w:rPr>
-          <w:bCs/>
-          <w:sz w:val="24"/>
-          <w:szCs w:val="24"/>
-          <w:u w:val="none"/>
-        </w:rPr>
         <w:t>em doce cheiro a meu Senhor.</w:t>
       </w:r>
     </w:p>
     <w:p>
       <w:pPr>
         <w:pStyle w:val="SemEspaamento"/>
-        <w:spacing w:after="0"/>
-        <w:rPr>
+        <w:spacing w:before="0"/>
+        <w:rPr>
+          <w:rFonts w:ascii="Times New Roman" w:hAnsi="Times New Roman" w:cs="Times New Roman"/>
           <w:bCs/>
           <w:sz w:val="24"/>
           <w:szCs w:val="24"/>
@@ -273,6 +254,7 @@
       </w:pPr>
       <w:r>
         <w:rPr>
+          <w:rFonts w:ascii="Times New Roman" w:hAnsi="Times New Roman" w:cs="Times New Roman"/>
           <w:bCs/>
           <w:sz w:val="24"/>
           <w:szCs w:val="24"/>
@@ -282,28 +264,22 @@
       </w:r>
       <w:r>
         <w:rPr>
+          <w:rFonts w:ascii="Times New Roman" w:hAnsi="Times New Roman" w:cs="Times New Roman"/>
           <w:bCs/>
           <w:sz w:val="24"/>
           <w:szCs w:val="24"/>
           <w:u w:val="none"/>
         </w:rPr>
         <w:br/>
-      </w:r>
-      <w:r>
-        <w:rPr>
-          <w:bCs/>
-          <w:sz w:val="24"/>
-          <w:szCs w:val="24"/>
-          <w:u w:val="none"/>
-        </w:rPr>
         <w:t>os dias maus, a tentação.</w:t>
       </w:r>
     </w:p>
     <w:p>
       <w:pPr>
         <w:pStyle w:val="SemEspaamento"/>
-        <w:spacing w:after="0"/>
-        <w:rPr>
+        <w:spacing w:before="0"/>
+        <w:rPr>
+          <w:rFonts w:ascii="Times New Roman" w:hAnsi="Times New Roman" w:cs="Times New Roman"/>
           <w:bCs/>
           <w:sz w:val="24"/>
           <w:szCs w:val="24"/>
@@ -312,6 +288,7 @@
       </w:pPr>
       <w:r>
         <w:rPr>
+          <w:rFonts w:ascii="Times New Roman" w:hAnsi="Times New Roman" w:cs="Times New Roman"/>
           <w:bCs/>
           <w:sz w:val="24"/>
           <w:szCs w:val="24"/>
@@ -321,37 +298,42 @@
       </w:r>
       <w:r>
         <w:rPr>
+          <w:rFonts w:ascii="Times New Roman" w:hAnsi="Times New Roman" w:cs="Times New Roman"/>
           <w:bCs/>
           <w:sz w:val="24"/>
           <w:szCs w:val="24"/>
           <w:u w:val="none"/>
         </w:rPr>
         <w:br/>
-      </w:r>
-      <w:r>
-        <w:rPr>
-          <w:bCs/>
-          <w:sz w:val="24"/>
-          <w:szCs w:val="24"/>
-          <w:u w:val="none"/>
-        </w:rPr>
         <w:t>a meu Jesus, a meu Senhor.</w:t>
       </w:r>
       <w:r>
         <w:rPr>
+          <w:rFonts w:ascii="Times New Roman" w:hAnsi="Times New Roman" w:cs="Times New Roman"/>
           <w:b/>
           <w:sz w:val="24"/>
           <w:szCs w:val="24"/>
           <w:u w:val="none"/>
         </w:rPr>
-        <w:t xml:space="preserve"> (2x)</w:t>
+        <w:t xml:space="preserve"> </w:t>
+      </w:r>
+      <w:r>
+        <w:rPr>
+          <w:rFonts w:ascii="Times New Roman" w:hAnsi="Times New Roman" w:cs="Times New Roman"/>
+          <w:b/>
+          <w:sz w:val="24"/>
+          <w:szCs w:val="24"/>
+          <w:u w:val="none"/>
+        </w:rPr>
+        <w:t>[2 X]</w:t>
       </w:r>
     </w:p>
     <w:p>
       <w:pPr>
         <w:pStyle w:val="SemEspaamento"/>
-        <w:spacing w:after="0"/>
-        <w:rPr>
+        <w:spacing w:before="0"/>
+        <w:rPr>
+          <w:rFonts w:ascii="Times New Roman" w:hAnsi="Times New Roman" w:cs="Times New Roman"/>
           <w:bCs/>
           <w:sz w:val="24"/>
           <w:szCs w:val="24"/>
@@ -360,6 +342,7 @@
       </w:pPr>
       <w:r>
         <w:rPr>
+          <w:rFonts w:ascii="Times New Roman" w:hAnsi="Times New Roman" w:cs="Times New Roman"/>
           <w:bCs/>
           <w:sz w:val="24"/>
           <w:szCs w:val="24"/>
@@ -369,28 +352,22 @@
       </w:r>
       <w:r>
         <w:rPr>
+          <w:rFonts w:ascii="Times New Roman" w:hAnsi="Times New Roman" w:cs="Times New Roman"/>
           <w:bCs/>
           <w:sz w:val="24"/>
           <w:szCs w:val="24"/>
           <w:u w:val="none"/>
         </w:rPr>
         <w:br/>
-      </w:r>
-      <w:r>
-        <w:rPr>
-          <w:bCs/>
-          <w:sz w:val="24"/>
-          <w:szCs w:val="24"/>
-          <w:u w:val="none"/>
-        </w:rPr>
         <w:t>pois liga-nos em comunhão.</w:t>
       </w:r>
     </w:p>
     <w:p>
       <w:pPr>
         <w:pStyle w:val="SemEspaamento"/>
-        <w:spacing w:after="0"/>
-        <w:rPr>
+        <w:spacing w:before="0"/>
+        <w:rPr>
+          <w:rFonts w:ascii="Times New Roman" w:hAnsi="Times New Roman" w:cs="Times New Roman"/>
           <w:bCs/>
           <w:sz w:val="24"/>
           <w:szCs w:val="24"/>
@@ -399,6 +376,7 @@
       </w:pPr>
       <w:r>
         <w:rPr>
+          <w:rFonts w:ascii="Times New Roman" w:hAnsi="Times New Roman" w:cs="Times New Roman"/>
           <w:bCs/>
           <w:sz w:val="24"/>
           <w:szCs w:val="24"/>
@@ -408,28 +386,22 @@
       </w:r>
       <w:r>
         <w:rPr>
+          <w:rFonts w:ascii="Times New Roman" w:hAnsi="Times New Roman" w:cs="Times New Roman"/>
           <w:bCs/>
           <w:sz w:val="24"/>
           <w:szCs w:val="24"/>
           <w:u w:val="none"/>
         </w:rPr>
         <w:br/>
-      </w:r>
-      <w:r>
-        <w:rPr>
-          <w:bCs/>
-          <w:sz w:val="24"/>
-          <w:szCs w:val="24"/>
-          <w:u w:val="none"/>
-        </w:rPr>
         <w:t>enchendo o mundo de dulçor.</w:t>
       </w:r>
     </w:p>
     <w:p>
       <w:pPr>
         <w:pStyle w:val="SemEspaamento"/>
-        <w:spacing w:after="0"/>
-        <w:rPr>
+        <w:spacing w:before="0"/>
+        <w:rPr>
+          <w:rFonts w:ascii="Times New Roman" w:hAnsi="Times New Roman" w:cs="Times New Roman"/>
           <w:bCs/>
           <w:sz w:val="24"/>
           <w:szCs w:val="24"/>
@@ -438,6 +410,7 @@
       </w:pPr>
       <w:r>
         <w:rPr>
+          <w:rFonts w:ascii="Times New Roman" w:hAnsi="Times New Roman" w:cs="Times New Roman"/>
           <w:bCs/>
           <w:sz w:val="24"/>
           <w:szCs w:val="24"/>
@@ -447,28 +420,22 @@
       </w:r>
       <w:r>
         <w:rPr>
+          <w:rFonts w:ascii="Times New Roman" w:hAnsi="Times New Roman" w:cs="Times New Roman"/>
           <w:bCs/>
           <w:sz w:val="24"/>
           <w:szCs w:val="24"/>
           <w:u w:val="none"/>
         </w:rPr>
         <w:br/>
-      </w:r>
-      <w:r>
-        <w:rPr>
-          <w:bCs/>
-          <w:sz w:val="24"/>
-          <w:szCs w:val="24"/>
-          <w:u w:val="none"/>
-        </w:rPr>
         <w:t>com fé, amor, constante orar.</w:t>
       </w:r>
     </w:p>
     <w:p>
       <w:pPr>
         <w:pStyle w:val="SemEspaamento"/>
-        <w:spacing w:after="0"/>
-        <w:rPr>
+        <w:spacing w:before="0"/>
+        <w:rPr>
+          <w:rFonts w:ascii="Times New Roman" w:hAnsi="Times New Roman" w:cs="Times New Roman"/>
           <w:bCs/>
           <w:sz w:val="24"/>
           <w:szCs w:val="24"/>
@@ -477,6 +444,7 @@
       </w:pPr>
       <w:r>
         <w:rPr>
+          <w:rFonts w:ascii="Times New Roman" w:hAnsi="Times New Roman" w:cs="Times New Roman"/>
           <w:bCs/>
           <w:sz w:val="24"/>
           <w:szCs w:val="24"/>
@@ -486,43 +454,35 @@
       </w:r>
       <w:r>
         <w:rPr>
+          <w:rFonts w:ascii="Times New Roman" w:hAnsi="Times New Roman" w:cs="Times New Roman"/>
           <w:bCs/>
           <w:sz w:val="24"/>
           <w:szCs w:val="24"/>
           <w:u w:val="none"/>
         </w:rPr>
         <w:br/>
-      </w:r>
-      <w:r>
-        <w:rPr>
-          <w:bCs/>
-          <w:sz w:val="24"/>
-          <w:szCs w:val="24"/>
-          <w:u w:val="none"/>
-        </w:rPr>
         <w:t>então será, sim só louvor.</w:t>
       </w:r>
       <w:r>
         <w:rPr>
+          <w:rFonts w:ascii="Times New Roman" w:hAnsi="Times New Roman" w:cs="Times New Roman"/>
           <w:b/>
           <w:sz w:val="24"/>
           <w:szCs w:val="24"/>
           <w:u w:val="none"/>
         </w:rPr>
-        <w:t xml:space="preserve"> (2x)</w:t>
-      </w:r>
-    </w:p>
-    <w:p>
-      <w:pPr>
-        <w:pStyle w:val="SemEspaamento"/>
-        <w:spacing w:after="0"/>
-        <w:rPr>
-          <w:bCs/>
-          <w:sz w:val="24"/>
-          <w:szCs w:val="24"/>
-          <w:u w:val="none"/>
-        </w:rPr>
-      </w:pPr>
+        <w:t xml:space="preserve"> </w:t>
+      </w:r>
+      <w:r>
+        <w:rPr>
+          <w:rFonts w:ascii="Times New Roman" w:hAnsi="Times New Roman" w:cs="Times New Roman"/>
+          <w:b/>
+          <w:sz w:val="24"/>
+          <w:szCs w:val="24"/>
+          <w:u w:val="none"/>
+        </w:rPr>
+        <w:t>[2 X]</w:t>
+      </w:r>
     </w:p>
     <w:sectPr>
       <w:pgSz w:w="11906" w:h="16838"/>
